--- a/TS-Kramam/TS-4.7/TS 4.7 Tamil Krama Paatam Corrections.docx
+++ b/TS-Kramam/TS-4.7/TS 4.7 Tamil Krama Paatam Corrections.docx
@@ -89,10 +89,9 @@
           <w:bCs/>
           <w:sz w:val="32"/>
           <w:szCs w:val="32"/>
-          <w:highlight w:val="red"/>
           <w:u w:val="single"/>
         </w:rPr>
-        <w:t>?????</w:t>
+        <w:t>30th Sep 2026</w:t>
       </w:r>
     </w:p>
     <w:p>
@@ -4635,6 +4634,17 @@
           <w:lang w:val="it-IT"/>
         </w:rPr>
       </w:pPr>
+      <w:r>
+        <w:rPr>
+          <w:b/>
+          <w:bCs/>
+          <w:sz w:val="32"/>
+          <w:szCs w:val="32"/>
+          <w:u w:val="single"/>
+          <w:lang w:val="it-IT"/>
+        </w:rPr>
+        <w:t>============================</w:t>
+      </w:r>
     </w:p>
     <w:p>
       <w:pPr>
